--- a/docs/Innovation_Whitepaper_Universal_architecture.docx
+++ b/docs/Innovation_Whitepaper_Universal_architecture.docx
@@ -270,7 +270,26 @@
         <w:rPr>
           <w:sz w:val="21"/>
         </w:rPr>
-        <w:t>All 4 of 4 embedded campaigns were surfaced in the top tier of the ranked output, at an 8.1% false-positive rate (20 of 246 normal entities at the recall-at-100% operating point).</w:t>
+        <w:t>All 4 of 4 embedded campaigns were surfaced in the top tier of the ranked output, at an 10.6% false-positive rate (26 of 246 normal entities at the recall-at-100% operating point).</w:t>
+      </w:r>
+    </w:p>
+    <w:p>
+      <w:pPr>
+        <w:pStyle w:val="ListBullet"/>
+        <w:ind w:left="360"/>
+      </w:pPr>
+      <w:r>
+        <w:rPr>
+          <w:b/>
+          <w:sz w:val="21"/>
+        </w:rPr>
+        <w:t xml:space="preserve">Known-bad profiles (zero noise): </w:t>
+      </w:r>
+      <w:r>
+        <w:rPr>
+          <w:sz w:val="21"/>
+        </w:rPr>
+        <w:t>A complementary multi-front detector matches each entity against measurable, label-free known-bad profiles — a C2 beacon's robotic timing, algorithmically-generated DNS, a destination no cohort peer contacts, and cohort-relative collection / LOTL / reconnaissance. On the same corpus it flags all 4 of 4 campaigns at 0 false positives, each alert named by the technique that fired.</w:t>
       </w:r>
     </w:p>
     <w:p>
@@ -382,28 +401,6 @@
     </w:p>
     <w:p>
       <w:pPr>
-        <w:shd w:fill="FBEEE6" w:val="clear"/>
-        <w:spacing w:before="80" w:after="120"/>
-      </w:pPr>
-      <w:r>
-        <w:rPr>
-          <w:b/>
-          <w:color w:val="C0392B"/>
-          <w:sz w:val="19"/>
-        </w:rPr>
-        <w:t xml:space="preserve">⟦ WITHHELD ⟧  </w:t>
-      </w:r>
-      <w:r>
-        <w:rPr>
-          <w:i/>
-          <w:color w:val="444444"/>
-          <w:sz w:val="19"/>
-        </w:rPr>
-        <w:t>Serialization templates, the signal taxonomy, and the composition weights that fuse the five signals into one entity vector. Exact formulation, parameters, and tuning are proprietary and are disclosed only in the NDA / technical-exchange edition of this paper.</w:t>
-      </w:r>
-    </w:p>
-    <w:p>
-      <w:pPr>
         <w:pStyle w:val="Heading2"/>
       </w:pPr>
       <w:r>
@@ -439,28 +436,6 @@
           <w:sz w:val="21"/>
         </w:rPr>
         <w:t>How it works: Zones for a user are identity, access pattern, data behavior, network footprint, and risk posture. Each carries its own embedding and its own drift series; the entity's overall state is a context-weighted combination of zone states, not a flat average.</w:t>
-      </w:r>
-    </w:p>
-    <w:p>
-      <w:pPr>
-        <w:shd w:fill="FBEEE6" w:val="clear"/>
-        <w:spacing w:before="80" w:after="120"/>
-      </w:pPr>
-      <w:r>
-        <w:rPr>
-          <w:b/>
-          <w:color w:val="C0392B"/>
-          <w:sz w:val="19"/>
-        </w:rPr>
-        <w:t xml:space="preserve">⟦ WITHHELD ⟧  </w:t>
-      </w:r>
-      <w:r>
-        <w:rPr>
-          <w:i/>
-          <w:color w:val="444444"/>
-          <w:sz w:val="19"/>
-        </w:rPr>
-        <w:t>Exact zone feature membership, per-zone drift thresholds (stable vs. drifting bands), and the zone-fusion weighting. Exact formulation, parameters, and tuning are proprietary and are disclosed only in the NDA / technical-exchange edition of this paper.</w:t>
       </w:r>
     </w:p>
     <w:p>
@@ -504,28 +479,6 @@
     </w:p>
     <w:p>
       <w:pPr>
-        <w:shd w:fill="FBEEE6" w:val="clear"/>
-        <w:spacing w:before="80" w:after="120"/>
-      </w:pPr>
-      <w:r>
-        <w:rPr>
-          <w:b/>
-          <w:color w:val="C0392B"/>
-          <w:sz w:val="19"/>
-        </w:rPr>
-        <w:t xml:space="preserve">⟦ WITHHELD ⟧  </w:t>
-      </w:r>
-      <w:r>
-        <w:rPr>
-          <w:i/>
-          <w:color w:val="444444"/>
-          <w:sz w:val="19"/>
-        </w:rPr>
-        <w:t>The attention weight vectors per context and the exact linear-normalization scheme (zone energy × context bias, normalized to sum to 1). Exact formulation, parameters, and tuning are proprietary and are disclosed only in the NDA / technical-exchange edition of this paper.</w:t>
-      </w:r>
-    </w:p>
-    <w:p>
-      <w:pPr>
         <w:pStyle w:val="Heading2"/>
       </w:pPr>
       <w:r>
@@ -561,28 +514,6 @@
           <w:sz w:val="21"/>
         </w:rPr>
         <w:t>How it works: From the snapshot series we compute a phase-state vector per entity. Steady, consistent drift in a coherent direction separates a deliberate campaign from benign day-to-day variation that wanders without commitment.</w:t>
-      </w:r>
-    </w:p>
-    <w:p>
-      <w:pPr>
-        <w:shd w:fill="FBEEE6" w:val="clear"/>
-        <w:spacing w:before="80" w:after="120"/>
-      </w:pPr>
-      <w:r>
-        <w:rPr>
-          <w:b/>
-          <w:color w:val="C0392B"/>
-          <w:sz w:val="19"/>
-        </w:rPr>
-        <w:t xml:space="preserve">⟦ WITHHELD ⟧  </w:t>
-      </w:r>
-      <w:r>
-        <w:rPr>
-          <w:i/>
-          <w:color w:val="444444"/>
-          <w:sz w:val="19"/>
-        </w:rPr>
-        <w:t>The trajectory feature definitions and the phase-state thresholds (acceleration, trend-consistency floor, regime-shift cutoff) used to classify motion. Exact formulation, parameters, and tuning are proprietary and are disclosed only in the NDA / technical-exchange edition of this paper.</w:t>
       </w:r>
     </w:p>
     <w:p>
@@ -626,28 +557,6 @@
     </w:p>
     <w:p>
       <w:pPr>
-        <w:shd w:fill="FBEEE6" w:val="clear"/>
-        <w:spacing w:before="80" w:after="120"/>
-      </w:pPr>
-      <w:r>
-        <w:rPr>
-          <w:b/>
-          <w:color w:val="C0392B"/>
-          <w:sz w:val="19"/>
-        </w:rPr>
-        <w:t xml:space="preserve">⟦ WITHHELD ⟧  </w:t>
-      </w:r>
-      <w:r>
-        <w:rPr>
-          <w:i/>
-          <w:color w:val="444444"/>
-          <w:sz w:val="19"/>
-        </w:rPr>
-        <w:t>The concept library contents, the benign anchor concepts used to suppress false alignment, and the alignment-to-alert thresholds. Exact formulation, parameters, and tuning are proprietary and are disclosed only in the NDA / technical-exchange edition of this paper.</w:t>
-      </w:r>
-    </w:p>
-    <w:p>
-      <w:pPr>
         <w:pStyle w:val="Heading2"/>
       </w:pPr>
       <w:r>
@@ -687,28 +596,6 @@
     </w:p>
     <w:p>
       <w:pPr>
-        <w:shd w:fill="FBEEE6" w:val="clear"/>
-        <w:spacing w:before="80" w:after="120"/>
-      </w:pPr>
-      <w:r>
-        <w:rPr>
-          <w:b/>
-          <w:color w:val="C0392B"/>
-          <w:sz w:val="19"/>
-        </w:rPr>
-        <w:t xml:space="preserve">⟦ WITHHELD ⟧  </w:t>
-      </w:r>
-      <w:r>
-        <w:rPr>
-          <w:i/>
-          <w:color w:val="444444"/>
-          <w:sz w:val="19"/>
-        </w:rPr>
-        <w:t>The relationship composition operator and the cohort-coherence threshold used to declare a co-drifting cluster. Exact formulation, parameters, and tuning are proprietary and are disclosed only in the NDA / technical-exchange edition of this paper.</w:t>
-      </w:r>
-    </w:p>
-    <w:p>
-      <w:pPr>
         <w:pStyle w:val="Heading2"/>
       </w:pPr>
       <w:r>
@@ -744,28 +631,6 @@
           <w:sz w:val="21"/>
         </w:rPr>
         <w:t>How it works: Each phase contributes a normalized sub-score; peer comparison is done within role cohorts (admin, security, developer, business, executive). Novelty persistence is the phase that catches the slowest APTs, which are quiet on every other axis.</w:t>
-      </w:r>
-    </w:p>
-    <w:p>
-      <w:pPr>
-        <w:shd w:fill="FBEEE6" w:val="clear"/>
-        <w:spacing w:before="80" w:after="120"/>
-      </w:pPr>
-      <w:r>
-        <w:rPr>
-          <w:b/>
-          <w:color w:val="C0392B"/>
-          <w:sz w:val="19"/>
-        </w:rPr>
-        <w:t xml:space="preserve">⟦ WITHHELD ⟧  </w:t>
-      </w:r>
-      <w:r>
-        <w:rPr>
-          <w:i/>
-          <w:color w:val="444444"/>
-          <w:sz w:val="19"/>
-        </w:rPr>
-        <w:t>The phase weightings, the role-cohort normalization, and the novelty-persistence window and counting rule. Exact formulation, parameters, and tuning are proprietary and are disclosed only in the NDA / technical-exchange edition of this paper.</w:t>
       </w:r>
     </w:p>
     <w:p>
@@ -2233,7 +2098,7 @@
               <w:rPr>
                 <w:sz w:val="18"/>
               </w:rPr>
-              <w:t>51.3</w:t>
+              <w:t>51.7</w:t>
             </w:r>
           </w:p>
         </w:tc>
@@ -2372,7 +2237,7 @@
               <w:rPr>
                 <w:sz w:val="18"/>
               </w:rPr>
-              <w:t>19.4</w:t>
+              <w:t>20.0</w:t>
             </w:r>
           </w:p>
         </w:tc>
@@ -2429,7 +2294,7 @@
               <w:rPr>
                 <w:sz w:val="18"/>
               </w:rPr>
-              <w:t>#24 of 250</w:t>
+              <w:t>#30 of 250</w:t>
             </w:r>
           </w:p>
         </w:tc>
@@ -2443,7 +2308,7 @@
               <w:rPr>
                 <w:sz w:val="18"/>
               </w:rPr>
-              <w:t>13.7</w:t>
+              <w:t>12.9</w:t>
             </w:r>
           </w:p>
         </w:tc>
@@ -2478,7 +2343,60 @@
           <w:color w:val="0D1B2A"/>
           <w:sz w:val="21"/>
         </w:rPr>
-        <w:t>All 4 of 4 embedded campaigns surfaced in the ranked output at an 8.1% false-positive rate (20 of 246 normal entities at the recall-at-100% operating point). Traditional Traditional magnitude-based detectors can flag anomalies but provide no directional intelligence to distinguish threat type or guide analyst triage.</w:t>
+        <w:t>All 4 of 4 embedded campaigns surfaced in the ranked output at an 10.6% false-positive rate (26 of 246 normal entities at the recall-at-100% operating point). Magnitude-based detectors can flag anomalies but provide no directional intelligence to distinguish threat type or guide analyst triage.</w:t>
+      </w:r>
+    </w:p>
+    <w:p>
+      <w:pPr>
+        <w:jc w:val="center"/>
+      </w:pPr>
+      <w:r>
+        <w:drawing>
+          <wp:inline xmlns:a="http://schemas.openxmlformats.org/drawingml/2006/main" xmlns:pic="http://schemas.openxmlformats.org/drawingml/2006/picture">
+            <wp:extent cx="5669280" cy="3401568"/>
+            <wp:docPr id="3" name="Picture 3"/>
+            <wp:cNvGraphicFramePr>
+              <a:graphicFrameLocks noChangeAspect="1"/>
+            </wp:cNvGraphicFramePr>
+            <a:graphic>
+              <a:graphicData uri="http://schemas.openxmlformats.org/drawingml/2006/picture">
+                <pic:pic>
+                  <pic:nvPicPr>
+                    <pic:cNvPr id="0" name="fig_composite_rank.png"/>
+                    <pic:cNvPicPr/>
+                  </pic:nvPicPr>
+                  <pic:blipFill>
+                    <a:blip r:embed="rId11"/>
+                    <a:stretch>
+                      <a:fillRect/>
+                    </a:stretch>
+                  </pic:blipFill>
+                  <pic:spPr>
+                    <a:xfrm>
+                      <a:off x="0" y="0"/>
+                      <a:ext cx="5669280" cy="3401568"/>
+                    </a:xfrm>
+                    <a:prstGeom prst="rect"/>
+                  </pic:spPr>
+                </pic:pic>
+              </a:graphicData>
+            </a:graphic>
+          </wp:inline>
+        </w:drawing>
+      </w:r>
+    </w:p>
+    <w:p>
+      <w:pPr>
+        <w:spacing w:after="160"/>
+        <w:jc w:val="center"/>
+      </w:pPr>
+      <w:r>
+        <w:rPr>
+          <w:i/>
+          <w:color w:val="444444"/>
+          <w:sz w:val="18"/>
+        </w:rPr>
+        <w:t>Composite score by rank: all four campaigns rank above the dashed line that catches all four (11% false positives). The two stealth movers — USR-234 (#7) and USR-042 (#30) — sit above the bulk of the 250-entity population that legacy point-anomaly tools score as normal.</w:t>
       </w:r>
     </w:p>
     <w:p>
@@ -2518,6 +2436,464 @@
           <w:sz w:val="21"/>
         </w:rPr>
         <w:t>Behavioral Entity Intelligence still ranks it #7 of 250, driven almost entirely by novelty persistence: the same never-before-seen infrastructure reappearing week after week. This is the axis no threshold tool measures, and it is the difference between catching a 417-day intrusion and missing it.</w:t>
+      </w:r>
+    </w:p>
+    <w:p>
+      <w:pPr>
+        <w:spacing w:after="120"/>
+      </w:pPr>
+      <w:r>
+        <w:rPr>
+          <w:b w:val="0"/>
+          <w:i w:val="0"/>
+          <w:color w:val="000000"/>
+          <w:sz w:val="21"/>
+        </w:rPr>
+        <w:t>Two detection lenses make the point concrete. The raw-magnitude lens accumulates how numerically far each entity is from its own past; the semantic lens accumulates how far its behavior has drifted in meaning. Each lens catches different campaigns first — and the slow APT crosses neither on drift alone, which is exactly why the known-bad C2/DGA profile and novelty persistence are essential to catch it.</w:t>
+      </w:r>
+    </w:p>
+    <w:p>
+      <w:pPr>
+        <w:jc w:val="center"/>
+      </w:pPr>
+      <w:r>
+        <w:drawing>
+          <wp:inline xmlns:a="http://schemas.openxmlformats.org/drawingml/2006/main" xmlns:pic="http://schemas.openxmlformats.org/drawingml/2006/picture">
+            <wp:extent cx="5669280" cy="3543300"/>
+            <wp:docPr id="4" name="Picture 4"/>
+            <wp:cNvGraphicFramePr>
+              <a:graphicFrameLocks noChangeAspect="1"/>
+            </wp:cNvGraphicFramePr>
+            <a:graphic>
+              <a:graphicData uri="http://schemas.openxmlformats.org/drawingml/2006/picture">
+                <pic:pic>
+                  <pic:nvPicPr>
+                    <pic:cNvPr id="0" name="fig_feature_cusum.png"/>
+                    <pic:cNvPicPr/>
+                  </pic:nvPicPr>
+                  <pic:blipFill>
+                    <a:blip r:embed="rId12"/>
+                    <a:stretch>
+                      <a:fillRect/>
+                    </a:stretch>
+                  </pic:blipFill>
+                  <pic:spPr>
+                    <a:xfrm>
+                      <a:off x="0" y="0"/>
+                      <a:ext cx="5669280" cy="3543300"/>
+                    </a:xfrm>
+                    <a:prstGeom prst="rect"/>
+                  </pic:spPr>
+                </pic:pic>
+              </a:graphicData>
+            </a:graphic>
+          </wp:inline>
+        </w:drawing>
+      </w:r>
+    </w:p>
+    <w:p>
+      <w:pPr>
+        <w:spacing w:after="160"/>
+        <w:jc w:val="center"/>
+      </w:pPr>
+      <w:r>
+        <w:rPr>
+          <w:i/>
+          <w:color w:val="444444"/>
+          <w:sz w:val="18"/>
+        </w:rPr>
+        <w:t>Raw-magnitude drift (CUSUM): first to flag the high-volume reconnaissance campaign (USR-118, week 36); the slow APT (USR-234) never crosses the normal band.</w:t>
+      </w:r>
+    </w:p>
+    <w:p>
+      <w:pPr>
+        <w:jc w:val="center"/>
+      </w:pPr>
+      <w:r>
+        <w:drawing>
+          <wp:inline xmlns:a="http://schemas.openxmlformats.org/drawingml/2006/main" xmlns:pic="http://schemas.openxmlformats.org/drawingml/2006/picture">
+            <wp:extent cx="5669280" cy="3543300"/>
+            <wp:docPr id="5" name="Picture 5"/>
+            <wp:cNvGraphicFramePr>
+              <a:graphicFrameLocks noChangeAspect="1"/>
+            </wp:cNvGraphicFramePr>
+            <a:graphic>
+              <a:graphicData uri="http://schemas.openxmlformats.org/drawingml/2006/picture">
+                <pic:pic>
+                  <pic:nvPicPr>
+                    <pic:cNvPr id="0" name="fig_embedding_cusum.png"/>
+                    <pic:cNvPicPr/>
+                  </pic:nvPicPr>
+                  <pic:blipFill>
+                    <a:blip r:embed="rId13"/>
+                    <a:stretch>
+                      <a:fillRect/>
+                    </a:stretch>
+                  </pic:blipFill>
+                  <pic:spPr>
+                    <a:xfrm>
+                      <a:off x="0" y="0"/>
+                      <a:ext cx="5669280" cy="3543300"/>
+                    </a:xfrm>
+                    <a:prstGeom prst="rect"/>
+                  </pic:spPr>
+                </pic:pic>
+              </a:graphicData>
+            </a:graphic>
+          </wp:inline>
+        </w:drawing>
+      </w:r>
+    </w:p>
+    <w:p>
+      <w:pPr>
+        <w:spacing w:after="160"/>
+        <w:jc w:val="center"/>
+      </w:pPr>
+      <w:r>
+        <w:rPr>
+          <w:i/>
+          <w:color w:val="444444"/>
+          <w:sz w:val="18"/>
+        </w:rPr>
+        <w:t>Semantic drift (CUSUM): flags the insider (USR-156, week 4) and LOTL (USR-042, week 15) roughly 30 weeks earlier than raw magnitude; the slow APT still stays in-band.</w:t>
+      </w:r>
+    </w:p>
+    <w:p>
+      <w:pPr>
+        <w:pStyle w:val="Heading2"/>
+      </w:pPr>
+      <w:r>
+        <w:rPr>
+          <w:color w:val="1B4F72"/>
+        </w:rPr>
+        <w:t>6.2  Known-Bad Behavioral Profiles — 4 of 4 at Zero False Positives</w:t>
+      </w:r>
+    </w:p>
+    <w:p>
+      <w:pPr>
+        <w:spacing w:after="120"/>
+      </w:pPr>
+      <w:r>
+        <w:rPr>
+          <w:b w:val="0"/>
+          <w:i w:val="0"/>
+          <w:color w:val="000000"/>
+          <w:sz w:val="21"/>
+        </w:rPr>
+        <w:t>Composite ranking surfaces all four campaigns but, tuned to catch the hardest, carries an 10.6% false-positive cost. A complementary front raises precision to 100%. Instead of asking only 'how far has this entity drifted?', it asks 'does this entity's behavior match a measurable known-bad profile?' Each profile is a label-free fingerprint of an attack technique: a C2 beacon's robotic inter-callout timing, a DGA domain's high entropy resolving to rarely-seen infrastructure, a destination no peer in the role-group contacts, or a collection / LOTL / reconnaissance pattern far outside the cohort. On this corpus every embedded campaign matched at least one profile, and no normal entity matched any:</w:t>
+      </w:r>
+    </w:p>
+    <w:tbl>
+      <w:tblPr>
+        <w:tblStyle w:val="LightGrid-Accent1"/>
+        <w:tblW w:type="auto" w:w="0"/>
+        <w:jc w:val="center"/>
+        <w:tblLook w:firstColumn="1" w:firstRow="1" w:lastColumn="0" w:lastRow="0" w:noHBand="0" w:noVBand="1" w:val="04A0"/>
+      </w:tblPr>
+      <w:tblGrid>
+        <w:gridCol w:w="3135"/>
+        <w:gridCol w:w="3135"/>
+        <w:gridCol w:w="3135"/>
+      </w:tblGrid>
+      <w:tr>
+        <w:tc>
+          <w:tcPr>
+            <w:tcW w:type="dxa" w:w="1584"/>
+            <w:shd w:fill="0D1B2A"/>
+          </w:tcPr>
+          <w:p>
+            <w:pPr>
+              <w:jc w:val="center"/>
+            </w:pPr>
+            <w:r>
+              <w:rPr>
+                <w:b/>
+                <w:color w:val="FFFFFF"/>
+                <w:sz w:val="18"/>
+              </w:rPr>
+              <w:t>Entity</w:t>
+            </w:r>
+          </w:p>
+        </w:tc>
+        <w:tc>
+          <w:tcPr>
+            <w:tcW w:type="dxa" w:w="2880"/>
+            <w:shd w:fill="0D1B2A"/>
+          </w:tcPr>
+          <w:p>
+            <w:pPr>
+              <w:jc w:val="center"/>
+            </w:pPr>
+            <w:r>
+              <w:rPr>
+                <w:b/>
+                <w:color w:val="FFFFFF"/>
+                <w:sz w:val="18"/>
+              </w:rPr>
+              <w:t>Campaign</w:t>
+            </w:r>
+          </w:p>
+        </w:tc>
+        <w:tc>
+          <w:tcPr>
+            <w:tcW w:type="dxa" w:w="4896"/>
+            <w:shd w:fill="0D1B2A"/>
+          </w:tcPr>
+          <w:p>
+            <w:pPr>
+              <w:jc w:val="center"/>
+            </w:pPr>
+            <w:r>
+              <w:rPr>
+                <w:b/>
+                <w:color w:val="FFFFFF"/>
+                <w:sz w:val="18"/>
+              </w:rPr>
+              <w:t>Profile that fired</w:t>
+            </w:r>
+          </w:p>
+        </w:tc>
+      </w:tr>
+      <w:tr>
+        <w:tc>
+          <w:tcPr>
+            <w:tcW w:type="dxa" w:w="1584"/>
+          </w:tcPr>
+          <w:p>
+            <w:r>
+              <w:rPr>
+                <w:sz w:val="18"/>
+              </w:rPr>
+              <w:t>USR-156</w:t>
+            </w:r>
+          </w:p>
+        </w:tc>
+        <w:tc>
+          <w:tcPr>
+            <w:tcW w:type="dxa" w:w="2880"/>
+          </w:tcPr>
+          <w:p>
+            <w:r>
+              <w:rPr>
+                <w:sz w:val="18"/>
+              </w:rPr>
+              <w:t>14-month insider</w:t>
+            </w:r>
+          </w:p>
+        </w:tc>
+        <w:tc>
+          <w:tcPr>
+            <w:tcW w:type="dxa" w:w="4896"/>
+          </w:tcPr>
+          <w:p>
+            <w:r>
+              <w:rPr>
+                <w:sz w:val="18"/>
+              </w:rPr>
+              <w:t>Cohort-relative mass collection + cohort-rare destinations</w:t>
+            </w:r>
+          </w:p>
+        </w:tc>
+      </w:tr>
+      <w:tr>
+        <w:tc>
+          <w:tcPr>
+            <w:tcW w:type="dxa" w:w="1584"/>
+            <w:shd w:fill="EAF0F6"/>
+          </w:tcPr>
+          <w:p>
+            <w:r>
+              <w:rPr>
+                <w:sz w:val="18"/>
+              </w:rPr>
+              <w:t>USR-234</w:t>
+            </w:r>
+          </w:p>
+        </w:tc>
+        <w:tc>
+          <w:tcPr>
+            <w:tcW w:type="dxa" w:w="2880"/>
+            <w:shd w:fill="EAF0F6"/>
+          </w:tcPr>
+          <w:p>
+            <w:r>
+              <w:rPr>
+                <w:sz w:val="18"/>
+              </w:rPr>
+              <w:t>417-day slow APT</w:t>
+            </w:r>
+          </w:p>
+        </w:tc>
+        <w:tc>
+          <w:tcPr>
+            <w:tcW w:type="dxa" w:w="4896"/>
+            <w:shd w:fill="EAF0F6"/>
+          </w:tcPr>
+          <w:p>
+            <w:r>
+              <w:rPr>
+                <w:sz w:val="18"/>
+              </w:rPr>
+              <w:t>C2-beacon rhythm (robotic timing) + DGA-DNS domains</w:t>
+            </w:r>
+          </w:p>
+        </w:tc>
+      </w:tr>
+      <w:tr>
+        <w:tc>
+          <w:tcPr>
+            <w:tcW w:type="dxa" w:w="1584"/>
+          </w:tcPr>
+          <w:p>
+            <w:r>
+              <w:rPr>
+                <w:sz w:val="18"/>
+              </w:rPr>
+              <w:t>USR-042</w:t>
+            </w:r>
+          </w:p>
+        </w:tc>
+        <w:tc>
+          <w:tcPr>
+            <w:tcW w:type="dxa" w:w="2880"/>
+          </w:tcPr>
+          <w:p>
+            <w:r>
+              <w:rPr>
+                <w:sz w:val="18"/>
+              </w:rPr>
+              <w:t>Volt Typhoon (LOTL)</w:t>
+            </w:r>
+          </w:p>
+        </w:tc>
+        <w:tc>
+          <w:tcPr>
+            <w:tcW w:type="dxa" w:w="4896"/>
+          </w:tcPr>
+          <w:p>
+            <w:r>
+              <w:rPr>
+                <w:sz w:val="18"/>
+              </w:rPr>
+              <w:t>Living-off-the-land process profile vs role-group</w:t>
+            </w:r>
+          </w:p>
+        </w:tc>
+      </w:tr>
+      <w:tr>
+        <w:tc>
+          <w:tcPr>
+            <w:tcW w:type="dxa" w:w="1584"/>
+            <w:shd w:fill="EAF0F6"/>
+          </w:tcPr>
+          <w:p>
+            <w:r>
+              <w:rPr>
+                <w:sz w:val="18"/>
+              </w:rPr>
+              <w:t>USR-118</w:t>
+            </w:r>
+          </w:p>
+        </w:tc>
+        <w:tc>
+          <w:tcPr>
+            <w:tcW w:type="dxa" w:w="2880"/>
+            <w:shd w:fill="EAF0F6"/>
+          </w:tcPr>
+          <w:p>
+            <w:r>
+              <w:rPr>
+                <w:sz w:val="18"/>
+              </w:rPr>
+              <w:t>Salt Typhoon (telecom)</w:t>
+            </w:r>
+          </w:p>
+        </w:tc>
+        <w:tc>
+          <w:tcPr>
+            <w:tcW w:type="dxa" w:w="4896"/>
+            <w:shd w:fill="EAF0F6"/>
+          </w:tcPr>
+          <w:p>
+            <w:r>
+              <w:rPr>
+                <w:sz w:val="18"/>
+              </w:rPr>
+              <w:t>Cohort-relative reconnaissance fan-out</w:t>
+            </w:r>
+          </w:p>
+        </w:tc>
+      </w:tr>
+    </w:tbl>
+    <w:p/>
+    <w:p>
+      <w:pPr>
+        <w:pBdr>
+          <w:left w:val="single" w:sz="24" w:space="12" w:color="0E6B8A"/>
+        </w:pBdr>
+        <w:shd w:fill="EAF4F7" w:val="clear"/>
+        <w:spacing w:before="160" w:after="160"/>
+      </w:pPr>
+      <w:r>
+        <w:rPr>
+          <w:b/>
+          <w:color w:val="0D1B2A"/>
+          <w:sz w:val="21"/>
+        </w:rPr>
+        <w:t>Multi-front result: 4 of 4 campaigns detected at 0 false positives, each alert named by the technique that fired — auditable evidence, not an opaque anomaly score. Operationally the two fronts run together: the known-bad profiles give high-confidence, zero-noise alerts, while composite ranking catches novel variants the named profiles do not yet cover.</w:t>
+      </w:r>
+    </w:p>
+    <w:p>
+      <w:pPr>
+        <w:jc w:val="center"/>
+      </w:pPr>
+      <w:r>
+        <w:drawing>
+          <wp:inline xmlns:a="http://schemas.openxmlformats.org/drawingml/2006/main" xmlns:pic="http://schemas.openxmlformats.org/drawingml/2006/picture">
+            <wp:extent cx="5669280" cy="6469649"/>
+            <wp:docPr id="6" name="Picture 6"/>
+            <wp:cNvGraphicFramePr>
+              <a:graphicFrameLocks noChangeAspect="1"/>
+            </wp:cNvGraphicFramePr>
+            <a:graphic>
+              <a:graphicData uri="http://schemas.openxmlformats.org/drawingml/2006/picture">
+                <pic:pic>
+                  <pic:nvPicPr>
+                    <pic:cNvPr id="0" name="fig_radar.png"/>
+                    <pic:cNvPicPr/>
+                  </pic:nvPicPr>
+                  <pic:blipFill>
+                    <a:blip r:embed="rId14"/>
+                    <a:stretch>
+                      <a:fillRect/>
+                    </a:stretch>
+                  </pic:blipFill>
+                  <pic:spPr>
+                    <a:xfrm>
+                      <a:off x="0" y="0"/>
+                      <a:ext cx="5669280" cy="6469649"/>
+                    </a:xfrm>
+                    <a:prstGeom prst="rect"/>
+                  </pic:spPr>
+                </pic:pic>
+              </a:graphicData>
+            </a:graphic>
+          </wp:inline>
+        </w:drawing>
+      </w:r>
+    </w:p>
+    <w:p>
+      <w:pPr>
+        <w:spacing w:after="160"/>
+        <w:jc w:val="center"/>
+      </w:pPr>
+      <w:r>
+        <w:rPr>
+          <w:i/>
+          <w:color w:val="444444"/>
+          <w:sz w:val="18"/>
+        </w:rPr>
+        <w:t>Five-phase separation: each campaign is extreme on a different behavioral phase (USR-234 on novelty persistence, USR-156 on signal strength and breadth). No normal entity reaches these extremes on multiple phases at once.</w:t>
       </w:r>
     </w:p>
     <w:p>
